--- a/exports/docx/authorization_boundary_v1.0.docx
+++ b/exports/docx/authorization_boundary_v1.0.docx
@@ -1805,7 +1805,7 @@
         <w:color w:val="808080"/>
         <w:sz w:val="14"/>
       </w:rPr>
-      <w:t>CUI | UIAO Program | Generated 2026-04-06</w:t>
+      <w:t>CUI | UIAO Program | Generated 2026-04-07</w:t>
     </w:r>
   </w:p>
 </w:ftr>

--- a/exports/docx/authorization_boundary_v1.0.docx
+++ b/exports/docx/authorization_boundary_v1.0.docx
@@ -1805,7 +1805,7 @@
         <w:color w:val="808080"/>
         <w:sz w:val="14"/>
       </w:rPr>
-      <w:t>CUI | UIAO Program | Generated 2026-04-07</w:t>
+      <w:t>CUI | UIAO Program | Generated 2026-04-08</w:t>
     </w:r>
   </w:p>
 </w:ftr>

--- a/exports/docx/authorization_boundary_v1.0.docx
+++ b/exports/docx/authorization_boundary_v1.0.docx
@@ -1805,7 +1805,7 @@
         <w:color w:val="808080"/>
         <w:sz w:val="14"/>
       </w:rPr>
-      <w:t>CUI | UIAO Program | Generated 2026-04-08</w:t>
+      <w:t>CUI | UIAO Program | Generated 2026-04-09</w:t>
     </w:r>
   </w:p>
 </w:ftr>

--- a/exports/docx/authorization_boundary_v1.0.docx
+++ b/exports/docx/authorization_boundary_v1.0.docx
@@ -486,7 +486,28 @@
           <w:rFonts w:ascii="Calibri" w:hAnsi="Calibri"/>
           <w:sz w:val="22"/>
         </w:rPr>
-        <w:t>#### Identity Plane Components</w:t>
+        <w:t>#### 4.1.1. identity</w:t>
+      </w:r>
+    </w:p>
+    <w:p>
+      <w:pPr>
+        <w:spacing w:before="120" w:after="120" w:line="276" w:lineRule="auto"/>
+      </w:pPr>
+      <w:r>
+        <w:rPr>
+          <w:rFonts w:ascii="Calibri" w:hAnsi="Calibri"/>
+          <w:b/>
+          <w:i w:val="0"/>
+          <w:sz w:val="22"/>
+        </w:rPr>
+        <w:t>Description:</w:t>
+      </w:r>
+      <w:r>
+        <w:rPr>
+          <w:rFonts w:ascii="Calibri" w:hAnsi="Calibri"/>
+          <w:sz w:val="22"/>
+        </w:rPr>
+        <w:t xml:space="preserve"> Manages user and device identity, authentication, and access control across the UIAO architecture.</w:t>
       </w:r>
     </w:p>
     <w:tbl>
@@ -530,6 +551,18 @@
           </w:p>
         </w:tc>
       </w:tr>
+    </w:tbl>
+    <w:tbl>
+      <w:tblPr>
+        <w:tblStyle w:val="LightList-Accent1"/>
+        <w:tblW w:type="auto" w:w="0"/>
+        <w:tblLayout w:type="autofit"/>
+        <w:tblLook w:firstColumn="1" w:firstRow="1" w:lastColumn="0" w:lastRow="0" w:noHBand="0" w:noVBand="1" w:val="04A0"/>
+      </w:tblPr>
+      <w:tblGrid>
+        <w:gridCol w:w="4680"/>
+        <w:gridCol w:w="4680"/>
+      </w:tblGrid>
       <w:tr>
         <w:tc>
           <w:tcPr>
@@ -538,6 +571,7 @@
           <w:p>
             <w:r>
               <w:rPr>
+                <w:b/>
                 <w:sz w:val="18"/>
               </w:rPr>
               <w:t>Microsoft Entra ID</w:t>
@@ -551,13 +585,26 @@
           <w:p>
             <w:r>
               <w:rPr>
+                <w:b/>
                 <w:sz w:val="18"/>
               </w:rPr>
-              <w:t>Primary Identity Provider and SSO</w:t>
+              <w:t>Primary Identity Provider</w:t>
             </w:r>
           </w:p>
         </w:tc>
       </w:tr>
+    </w:tbl>
+    <w:tbl>
+      <w:tblPr>
+        <w:tblStyle w:val="LightList-Accent1"/>
+        <w:tblW w:type="auto" w:w="0"/>
+        <w:tblLayout w:type="autofit"/>
+        <w:tblLook w:firstColumn="1" w:firstRow="1" w:lastColumn="0" w:lastRow="0" w:noHBand="0" w:noVBand="1" w:val="04A0"/>
+      </w:tblPr>
+      <w:tblGrid>
+        <w:gridCol w:w="4680"/>
+        <w:gridCol w:w="4680"/>
+      </w:tblGrid>
       <w:tr>
         <w:tc>
           <w:tcPr>
@@ -566,9 +613,10 @@
           <w:p>
             <w:r>
               <w:rPr>
+                <w:b/>
                 <w:sz w:val="18"/>
               </w:rPr>
-              <w:t>ICAM Platform</w:t>
+              <w:t>ICAM Governance</w:t>
             </w:r>
           </w:p>
         </w:tc>
@@ -579,13 +627,26 @@
           <w:p>
             <w:r>
               <w:rPr>
+                <w:b/>
                 <w:sz w:val="18"/>
               </w:rPr>
-              <w:t>Identity governance, credentialing, access reviews</w:t>
+              <w:t>Identity governance and compliance</w:t>
             </w:r>
           </w:p>
         </w:tc>
       </w:tr>
+    </w:tbl>
+    <w:tbl>
+      <w:tblPr>
+        <w:tblStyle w:val="LightList-Accent1"/>
+        <w:tblW w:type="auto" w:w="0"/>
+        <w:tblLayout w:type="autofit"/>
+        <w:tblLook w:firstColumn="1" w:firstRow="1" w:lastColumn="0" w:lastRow="0" w:noHBand="0" w:noVBand="1" w:val="04A0"/>
+      </w:tblPr>
+      <w:tblGrid>
+        <w:gridCol w:w="4680"/>
+        <w:gridCol w:w="4680"/>
+      </w:tblGrid>
       <w:tr>
         <w:tc>
           <w:tcPr>
@@ -594,9 +655,10 @@
           <w:p>
             <w:r>
               <w:rPr>
+                <w:b/>
                 <w:sz w:val="18"/>
               </w:rPr>
-              <w:t>CyberArk PAM</w:t>
+              <w:t>Zero Trust Policy Engine</w:t>
             </w:r>
           </w:p>
         </w:tc>
@@ -607,9 +669,10 @@
           <w:p>
             <w:r>
               <w:rPr>
+                <w:b/>
                 <w:sz w:val="18"/>
               </w:rPr>
-              <w:t>Privileged access management and session recording</w:t>
+              <w:t>Continuous access evaluation</w:t>
             </w:r>
           </w:p>
         </w:tc>
@@ -624,7 +687,28 @@
           <w:rFonts w:ascii="Calibri" w:hAnsi="Calibri"/>
           <w:sz w:val="22"/>
         </w:rPr>
-        <w:t>#### Network Plane Components</w:t>
+        <w:t>#### 4.1.2. addressing</w:t>
+      </w:r>
+    </w:p>
+    <w:p>
+      <w:pPr>
+        <w:spacing w:before="120" w:after="120" w:line="276" w:lineRule="auto"/>
+      </w:pPr>
+      <w:r>
+        <w:rPr>
+          <w:rFonts w:ascii="Calibri" w:hAnsi="Calibri"/>
+          <w:b/>
+          <w:i w:val="0"/>
+          <w:sz w:val="22"/>
+        </w:rPr>
+        <w:t>Description:</w:t>
+      </w:r>
+      <w:r>
+        <w:rPr>
+          <w:rFonts w:ascii="Calibri" w:hAnsi="Calibri"/>
+          <w:sz w:val="22"/>
+        </w:rPr>
+        <w:t xml:space="preserve"> Manages IP address space, DNS resolution, and asset tracking across the enterprise network.</w:t>
       </w:r>
     </w:p>
     <w:tbl>
@@ -668,6 +752,18 @@
           </w:p>
         </w:tc>
       </w:tr>
+    </w:tbl>
+    <w:tbl>
+      <w:tblPr>
+        <w:tblStyle w:val="LightList-Accent1"/>
+        <w:tblW w:type="auto" w:w="0"/>
+        <w:tblLayout w:type="autofit"/>
+        <w:tblLook w:firstColumn="1" w:firstRow="1" w:lastColumn="0" w:lastRow="0" w:noHBand="0" w:noVBand="1" w:val="04A0"/>
+      </w:tblPr>
+      <w:tblGrid>
+        <w:gridCol w:w="4680"/>
+        <w:gridCol w:w="4680"/>
+      </w:tblGrid>
       <w:tr>
         <w:tc>
           <w:tcPr>
@@ -676,9 +772,10 @@
           <w:p>
             <w:r>
               <w:rPr>
+                <w:b/>
                 <w:sz w:val="18"/>
               </w:rPr>
-              <w:t>Cisco Catalyst SD-WAN</w:t>
+              <w:t>InfoBlox IPAM</w:t>
             </w:r>
           </w:p>
         </w:tc>
@@ -689,13 +786,26 @@
           <w:p>
             <w:r>
               <w:rPr>
+                <w:b/>
                 <w:sz w:val="18"/>
               </w:rPr>
-              <w:t>Encrypted overlay fabric and mTLS transport</w:t>
+              <w:t>Authoritative Source of Truth</w:t>
             </w:r>
           </w:p>
         </w:tc>
       </w:tr>
+    </w:tbl>
+    <w:tbl>
+      <w:tblPr>
+        <w:tblStyle w:val="LightList-Accent1"/>
+        <w:tblW w:type="auto" w:w="0"/>
+        <w:tblLayout w:type="autofit"/>
+        <w:tblLook w:firstColumn="1" w:firstRow="1" w:lastColumn="0" w:lastRow="0" w:noHBand="0" w:noVBand="1" w:val="04A0"/>
+      </w:tblPr>
+      <w:tblGrid>
+        <w:gridCol w:w="4680"/>
+        <w:gridCol w:w="4680"/>
+      </w:tblGrid>
       <w:tr>
         <w:tc>
           <w:tcPr>
@@ -704,9 +814,10 @@
           <w:p>
             <w:r>
               <w:rPr>
+                <w:b/>
                 <w:sz w:val="18"/>
               </w:rPr>
-              <w:t>UIAO Gateway</w:t>
+              <w:t>DNS Management</w:t>
             </w:r>
           </w:p>
         </w:tc>
@@ -717,13 +828,26 @@
           <w:p>
             <w:r>
               <w:rPr>
+                <w:b/>
                 <w:sz w:val="18"/>
               </w:rPr>
-              <w:t>API gateway and load balancer</w:t>
+              <w:t>Authoritative DNS zones</w:t>
             </w:r>
           </w:p>
         </w:tc>
       </w:tr>
+    </w:tbl>
+    <w:tbl>
+      <w:tblPr>
+        <w:tblStyle w:val="LightList-Accent1"/>
+        <w:tblW w:type="auto" w:w="0"/>
+        <w:tblLayout w:type="autofit"/>
+        <w:tblLook w:firstColumn="1" w:firstRow="1" w:lastColumn="0" w:lastRow="0" w:noHBand="0" w:noVBand="1" w:val="04A0"/>
+      </w:tblPr>
+      <w:tblGrid>
+        <w:gridCol w:w="4680"/>
+        <w:gridCol w:w="4680"/>
+      </w:tblGrid>
       <w:tr>
         <w:tc>
           <w:tcPr>
@@ -732,9 +856,10 @@
           <w:p>
             <w:r>
               <w:rPr>
+                <w:b/>
                 <w:sz w:val="18"/>
               </w:rPr>
-              <w:t>Next-Gen Firewall</w:t>
+              <w:t>DHCP Management</w:t>
             </w:r>
           </w:p>
         </w:tc>
@@ -745,9 +870,52 @@
           <w:p>
             <w:r>
               <w:rPr>
+                <w:b/>
                 <w:sz w:val="18"/>
               </w:rPr>
-              <w:t>Perimeter filtering and stateful inspection</w:t>
+              <w:t>Scope governance</w:t>
+            </w:r>
+          </w:p>
+        </w:tc>
+      </w:tr>
+    </w:tbl>
+    <w:tbl>
+      <w:tblPr>
+        <w:tblStyle w:val="LightList-Accent1"/>
+        <w:tblW w:type="auto" w:w="0"/>
+        <w:tblLayout w:type="autofit"/>
+        <w:tblLook w:firstColumn="1" w:firstRow="1" w:lastColumn="0" w:lastRow="0" w:noHBand="0" w:noVBand="1" w:val="04A0"/>
+      </w:tblPr>
+      <w:tblGrid>
+        <w:gridCol w:w="4680"/>
+        <w:gridCol w:w="4680"/>
+      </w:tblGrid>
+      <w:tr>
+        <w:tc>
+          <w:tcPr>
+            <w:tcW w:type="dxa" w:w="4680"/>
+          </w:tcPr>
+          <w:p>
+            <w:r>
+              <w:rPr>
+                <w:b/>
+                <w:sz w:val="18"/>
+              </w:rPr>
+              <w:t>Cloud IPAM Reconciliation</w:t>
+            </w:r>
+          </w:p>
+        </w:tc>
+        <w:tc>
+          <w:tcPr>
+            <w:tcW w:type="dxa" w:w="4680"/>
+          </w:tcPr>
+          <w:p>
+            <w:r>
+              <w:rPr>
+                <w:b/>
+                <w:sz w:val="18"/>
+              </w:rPr>
+              <w:t>Multi-cloud addressing truth</w:t>
             </w:r>
           </w:p>
         </w:tc>
@@ -762,7 +930,28 @@
           <w:rFonts w:ascii="Calibri" w:hAnsi="Calibri"/>
           <w:sz w:val="22"/>
         </w:rPr>
-        <w:t>#### Addressing Plane Components</w:t>
+        <w:t>#### 4.1.3. overlay</w:t>
+      </w:r>
+    </w:p>
+    <w:p>
+      <w:pPr>
+        <w:spacing w:before="120" w:after="120" w:line="276" w:lineRule="auto"/>
+      </w:pPr>
+      <w:r>
+        <w:rPr>
+          <w:rFonts w:ascii="Calibri" w:hAnsi="Calibri"/>
+          <w:b/>
+          <w:i w:val="0"/>
+          <w:sz w:val="22"/>
+        </w:rPr>
+        <w:t>Description:</w:t>
+      </w:r>
+      <w:r>
+        <w:rPr>
+          <w:rFonts w:ascii="Calibri" w:hAnsi="Calibri"/>
+          <w:sz w:val="22"/>
+        </w:rPr>
+        <w:t xml:space="preserve"> Provides secure overlay networking, zero-trust network access, and microsegmentation capabilities.</w:t>
       </w:r>
     </w:p>
     <w:tbl>
@@ -806,6 +995,18 @@
           </w:p>
         </w:tc>
       </w:tr>
+    </w:tbl>
+    <w:tbl>
+      <w:tblPr>
+        <w:tblStyle w:val="LightList-Accent1"/>
+        <w:tblW w:type="auto" w:w="0"/>
+        <w:tblLayout w:type="autofit"/>
+        <w:tblLook w:firstColumn="1" w:firstRow="1" w:lastColumn="0" w:lastRow="0" w:noHBand="0" w:noVBand="1" w:val="04A0"/>
+      </w:tblPr>
+      <w:tblGrid>
+        <w:gridCol w:w="4680"/>
+        <w:gridCol w:w="4680"/>
+      </w:tblGrid>
       <w:tr>
         <w:tc>
           <w:tcPr>
@@ -814,9 +1015,10 @@
           <w:p>
             <w:r>
               <w:rPr>
+                <w:b/>
                 <w:sz w:val="18"/>
               </w:rPr>
-              <w:t>InfoBlox IPAM</w:t>
+              <w:t>ZTNA Gateway</w:t>
             </w:r>
           </w:p>
         </w:tc>
@@ -827,13 +1029,26 @@
           <w:p>
             <w:r>
               <w:rPr>
+                <w:b/>
                 <w:sz w:val="18"/>
               </w:rPr>
-              <w:t>Authoritative IP address management and DNS/DHCP</w:t>
+              <w:t>TBD</w:t>
             </w:r>
           </w:p>
         </w:tc>
       </w:tr>
+    </w:tbl>
+    <w:tbl>
+      <w:tblPr>
+        <w:tblStyle w:val="LightList-Accent1"/>
+        <w:tblW w:type="auto" w:w="0"/>
+        <w:tblLayout w:type="autofit"/>
+        <w:tblLook w:firstColumn="1" w:firstRow="1" w:lastColumn="0" w:lastRow="0" w:noHBand="0" w:noVBand="1" w:val="04A0"/>
+      </w:tblPr>
+      <w:tblGrid>
+        <w:gridCol w:w="4680"/>
+        <w:gridCol w:w="4680"/>
+      </w:tblGrid>
       <w:tr>
         <w:tc>
           <w:tcPr>
@@ -842,9 +1057,10 @@
           <w:p>
             <w:r>
               <w:rPr>
+                <w:b/>
                 <w:sz w:val="18"/>
               </w:rPr>
-              <w:t>DNS Security</w:t>
+              <w:t>SD-WAN Controller</w:t>
             </w:r>
           </w:p>
         </w:tc>
@@ -855,9 +1071,52 @@
           <w:p>
             <w:r>
               <w:rPr>
+                <w:b/>
                 <w:sz w:val="18"/>
               </w:rPr>
-              <w:t>Threat defense and DNSSEC enforcement</w:t>
+              <w:t>TBD</w:t>
+            </w:r>
+          </w:p>
+        </w:tc>
+      </w:tr>
+    </w:tbl>
+    <w:tbl>
+      <w:tblPr>
+        <w:tblStyle w:val="LightList-Accent1"/>
+        <w:tblW w:type="auto" w:w="0"/>
+        <w:tblLayout w:type="autofit"/>
+        <w:tblLook w:firstColumn="1" w:firstRow="1" w:lastColumn="0" w:lastRow="0" w:noHBand="0" w:noVBand="1" w:val="04A0"/>
+      </w:tblPr>
+      <w:tblGrid>
+        <w:gridCol w:w="4680"/>
+        <w:gridCol w:w="4680"/>
+      </w:tblGrid>
+      <w:tr>
+        <w:tc>
+          <w:tcPr>
+            <w:tcW w:type="dxa" w:w="4680"/>
+          </w:tcPr>
+          <w:p>
+            <w:r>
+              <w:rPr>
+                <w:b/>
+                <w:sz w:val="18"/>
+              </w:rPr>
+              <w:t>Microsegmentation Engine</w:t>
+            </w:r>
+          </w:p>
+        </w:tc>
+        <w:tc>
+          <w:tcPr>
+            <w:tcW w:type="dxa" w:w="4680"/>
+          </w:tcPr>
+          <w:p>
+            <w:r>
+              <w:rPr>
+                <w:b/>
+                <w:sz w:val="18"/>
+              </w:rPr>
+              <w:t>TBD</w:t>
             </w:r>
           </w:p>
         </w:tc>
@@ -872,7 +1131,28 @@
           <w:rFonts w:ascii="Calibri" w:hAnsi="Calibri"/>
           <w:sz w:val="22"/>
         </w:rPr>
-        <w:t>#### Telemetry Plane Components</w:t>
+        <w:t>#### 4.1.4. telemetry</w:t>
+      </w:r>
+    </w:p>
+    <w:p>
+      <w:pPr>
+        <w:spacing w:before="120" w:after="120" w:line="276" w:lineRule="auto"/>
+      </w:pPr>
+      <w:r>
+        <w:rPr>
+          <w:rFonts w:ascii="Calibri" w:hAnsi="Calibri"/>
+          <w:b/>
+          <w:i w:val="0"/>
+          <w:sz w:val="22"/>
+        </w:rPr>
+        <w:t>Description:</w:t>
+      </w:r>
+      <w:r>
+        <w:rPr>
+          <w:rFonts w:ascii="Calibri" w:hAnsi="Calibri"/>
+          <w:sz w:val="22"/>
+        </w:rPr>
+        <w:t xml:space="preserve"> Collects, aggregates, and analyzes security telemetry from all planes to enable continuous monitoring and threat detection.</w:t>
       </w:r>
     </w:p>
     <w:tbl>
@@ -916,6 +1196,18 @@
           </w:p>
         </w:tc>
       </w:tr>
+    </w:tbl>
+    <w:tbl>
+      <w:tblPr>
+        <w:tblStyle w:val="LightList-Accent1"/>
+        <w:tblW w:type="auto" w:w="0"/>
+        <w:tblLayout w:type="autofit"/>
+        <w:tblLook w:firstColumn="1" w:firstRow="1" w:lastColumn="0" w:lastRow="0" w:noHBand="0" w:noVBand="1" w:val="04A0"/>
+      </w:tblPr>
+      <w:tblGrid>
+        <w:gridCol w:w="4680"/>
+        <w:gridCol w:w="4680"/>
+      </w:tblGrid>
       <w:tr>
         <w:tc>
           <w:tcPr>
@@ -924,9 +1216,10 @@
           <w:p>
             <w:r>
               <w:rPr>
+                <w:b/>
                 <w:sz w:val="18"/>
               </w:rPr>
-              <w:t>Microsoft Sentinel</w:t>
+              <w:t>Splunk / Sentinel</w:t>
             </w:r>
           </w:p>
         </w:tc>
@@ -937,13 +1230,26 @@
           <w:p>
             <w:r>
               <w:rPr>
+                <w:b/>
                 <w:sz w:val="18"/>
               </w:rPr>
-              <w:t>SIEM / SOAR platform</w:t>
+              <w:t>Aggregation, correlation, compliance</w:t>
             </w:r>
           </w:p>
         </w:tc>
       </w:tr>
+    </w:tbl>
+    <w:tbl>
+      <w:tblPr>
+        <w:tblStyle w:val="LightList-Accent1"/>
+        <w:tblW w:type="auto" w:w="0"/>
+        <w:tblLayout w:type="autofit"/>
+        <w:tblLook w:firstColumn="1" w:firstRow="1" w:lastColumn="0" w:lastRow="0" w:noHBand="0" w:noVBand="1" w:val="04A0"/>
+      </w:tblPr>
+      <w:tblGrid>
+        <w:gridCol w:w="4680"/>
+        <w:gridCol w:w="4680"/>
+      </w:tblGrid>
       <w:tr>
         <w:tc>
           <w:tcPr>
@@ -952,9 +1258,10 @@
           <w:p>
             <w:r>
               <w:rPr>
+                <w:b/>
                 <w:sz w:val="18"/>
               </w:rPr>
-              <w:t>CDM/CLAW</w:t>
+              <w:t>Azure Monitor / CloudWatch</w:t>
             </w:r>
           </w:p>
         </w:tc>
@@ -965,13 +1272,26 @@
           <w:p>
             <w:r>
               <w:rPr>
+                <w:b/>
                 <w:sz w:val="18"/>
               </w:rPr>
-              <w:t>Continuous Diagnostics and Mitigation asset visibility</w:t>
+              <w:t>Cloud-native telemetry</w:t>
             </w:r>
           </w:p>
         </w:tc>
       </w:tr>
+    </w:tbl>
+    <w:tbl>
+      <w:tblPr>
+        <w:tblStyle w:val="LightList-Accent1"/>
+        <w:tblW w:type="auto" w:w="0"/>
+        <w:tblLayout w:type="autofit"/>
+        <w:tblLook w:firstColumn="1" w:firstRow="1" w:lastColumn="0" w:lastRow="0" w:noHBand="0" w:noVBand="1" w:val="04A0"/>
+      </w:tblPr>
+      <w:tblGrid>
+        <w:gridCol w:w="4680"/>
+        <w:gridCol w:w="4680"/>
+      </w:tblGrid>
       <w:tr>
         <w:tc>
           <w:tcPr>
@@ -980,9 +1300,10 @@
           <w:p>
             <w:r>
               <w:rPr>
+                <w:b/>
                 <w:sz w:val="18"/>
               </w:rPr>
-              <w:t>Log Analytics Workspace</w:t>
+              <w:t>ThousandEyes / Riverbed</w:t>
             </w:r>
           </w:p>
         </w:tc>
@@ -993,9 +1314,739 @@
           <w:p>
             <w:r>
               <w:rPr>
+                <w:b/>
                 <w:sz w:val="18"/>
               </w:rPr>
-              <w:t>Centralized log aggregation and retention</w:t>
+              <w:t>Network path truth</w:t>
+            </w:r>
+          </w:p>
+        </w:tc>
+      </w:tr>
+    </w:tbl>
+    <w:tbl>
+      <w:tblPr>
+        <w:tblStyle w:val="LightList-Accent1"/>
+        <w:tblW w:type="auto" w:w="0"/>
+        <w:tblLayout w:type="autofit"/>
+        <w:tblLook w:firstColumn="1" w:firstRow="1" w:lastColumn="0" w:lastRow="0" w:noHBand="0" w:noVBand="1" w:val="04A0"/>
+      </w:tblPr>
+      <w:tblGrid>
+        <w:gridCol w:w="4680"/>
+        <w:gridCol w:w="4680"/>
+      </w:tblGrid>
+      <w:tr>
+        <w:tc>
+          <w:tcPr>
+            <w:tcW w:type="dxa" w:w="4680"/>
+          </w:tcPr>
+          <w:p>
+            <w:r>
+              <w:rPr>
+                <w:b/>
+                <w:sz w:val="18"/>
+              </w:rPr>
+              <w:t>InfoBlox</w:t>
+            </w:r>
+          </w:p>
+        </w:tc>
+        <w:tc>
+          <w:tcPr>
+            <w:tcW w:type="dxa" w:w="4680"/>
+          </w:tcPr>
+          <w:p>
+            <w:r>
+              <w:rPr>
+                <w:b/>
+                <w:sz w:val="18"/>
+              </w:rPr>
+              <w:t>DNS/DHCP/IPAM evidence</w:t>
+            </w:r>
+          </w:p>
+        </w:tc>
+      </w:tr>
+    </w:tbl>
+    <w:tbl>
+      <w:tblPr>
+        <w:tblStyle w:val="LightList-Accent1"/>
+        <w:tblW w:type="auto" w:w="0"/>
+        <w:tblLayout w:type="autofit"/>
+        <w:tblLook w:firstColumn="1" w:firstRow="1" w:lastColumn="0" w:lastRow="0" w:noHBand="0" w:noVBand="1" w:val="04A0"/>
+      </w:tblPr>
+      <w:tblGrid>
+        <w:gridCol w:w="4680"/>
+        <w:gridCol w:w="4680"/>
+      </w:tblGrid>
+      <w:tr>
+        <w:tc>
+          <w:tcPr>
+            <w:tcW w:type="dxa" w:w="4680"/>
+          </w:tcPr>
+          <w:p>
+            <w:r>
+              <w:rPr>
+                <w:b/>
+                <w:sz w:val="18"/>
+              </w:rPr>
+              <w:t>Defender / MINR</w:t>
+            </w:r>
+          </w:p>
+        </w:tc>
+        <w:tc>
+          <w:tcPr>
+            <w:tcW w:type="dxa" w:w="4680"/>
+          </w:tcPr>
+          <w:p>
+            <w:r>
+              <w:rPr>
+                <w:b/>
+                <w:sz w:val="18"/>
+              </w:rPr>
+              <w:t>Endpoint truth</w:t>
+            </w:r>
+          </w:p>
+        </w:tc>
+      </w:tr>
+    </w:tbl>
+    <w:p>
+      <w:pPr>
+        <w:spacing w:before="120" w:after="120" w:line="276" w:lineRule="auto"/>
+      </w:pPr>
+      <w:r>
+        <w:rPr>
+          <w:rFonts w:ascii="Calibri" w:hAnsi="Calibri"/>
+          <w:sz w:val="22"/>
+        </w:rPr>
+        <w:t>#### 4.1.5. management</w:t>
+      </w:r>
+    </w:p>
+    <w:p>
+      <w:pPr>
+        <w:spacing w:before="120" w:after="120" w:line="276" w:lineRule="auto"/>
+      </w:pPr>
+      <w:r>
+        <w:rPr>
+          <w:rFonts w:ascii="Calibri" w:hAnsi="Calibri"/>
+          <w:b/>
+          <w:i w:val="0"/>
+          <w:sz w:val="22"/>
+        </w:rPr>
+        <w:t>Description:</w:t>
+      </w:r>
+      <w:r>
+        <w:rPr>
+          <w:rFonts w:ascii="Calibri" w:hAnsi="Calibri"/>
+          <w:sz w:val="22"/>
+        </w:rPr>
+        <w:t xml:space="preserve"> Orchestrates policy enforcement, automation, and continuous compliance monitoring across all UIAO planes.</w:t>
+      </w:r>
+    </w:p>
+    <w:tbl>
+      <w:tblPr>
+        <w:tblStyle w:val="LightList-Accent1"/>
+        <w:tblW w:type="auto" w:w="0"/>
+        <w:tblLayout w:type="autofit"/>
+        <w:tblLook w:firstColumn="1" w:firstRow="1" w:lastColumn="0" w:lastRow="0" w:noHBand="0" w:noVBand="1" w:val="04A0"/>
+      </w:tblPr>
+      <w:tblGrid>
+        <w:gridCol w:w="4680"/>
+        <w:gridCol w:w="4680"/>
+      </w:tblGrid>
+      <w:tr>
+        <w:tc>
+          <w:tcPr>
+            <w:tcW w:type="dxa" w:w="4680"/>
+          </w:tcPr>
+          <w:p>
+            <w:r>
+              <w:rPr>
+                <w:b/>
+                <w:sz w:val="18"/>
+              </w:rPr>
+              <w:t>Component</w:t>
+            </w:r>
+          </w:p>
+        </w:tc>
+        <w:tc>
+          <w:tcPr>
+            <w:tcW w:type="dxa" w:w="4680"/>
+          </w:tcPr>
+          <w:p>
+            <w:r>
+              <w:rPr>
+                <w:b/>
+                <w:sz w:val="18"/>
+              </w:rPr>
+              <w:t>Role</w:t>
+            </w:r>
+          </w:p>
+        </w:tc>
+      </w:tr>
+    </w:tbl>
+    <w:tbl>
+      <w:tblPr>
+        <w:tblStyle w:val="LightList-Accent1"/>
+        <w:tblW w:type="auto" w:w="0"/>
+        <w:tblLayout w:type="autofit"/>
+        <w:tblLook w:firstColumn="1" w:firstRow="1" w:lastColumn="0" w:lastRow="0" w:noHBand="0" w:noVBand="1" w:val="04A0"/>
+      </w:tblPr>
+      <w:tblGrid>
+        <w:gridCol w:w="4680"/>
+        <w:gridCol w:w="4680"/>
+      </w:tblGrid>
+      <w:tr>
+        <w:tc>
+          <w:tcPr>
+            <w:tcW w:type="dxa" w:w="4680"/>
+          </w:tcPr>
+          <w:p>
+            <w:r>
+              <w:rPr>
+                <w:b/>
+                <w:sz w:val="18"/>
+              </w:rPr>
+              <w:t>Policy Engine</w:t>
+            </w:r>
+          </w:p>
+        </w:tc>
+        <w:tc>
+          <w:tcPr>
+            <w:tcW w:type="dxa" w:w="4680"/>
+          </w:tcPr>
+          <w:p>
+            <w:r>
+              <w:rPr>
+                <w:b/>
+                <w:sz w:val="18"/>
+              </w:rPr>
+              <w:t>TBD</w:t>
+            </w:r>
+          </w:p>
+        </w:tc>
+      </w:tr>
+    </w:tbl>
+    <w:tbl>
+      <w:tblPr>
+        <w:tblStyle w:val="LightList-Accent1"/>
+        <w:tblW w:type="auto" w:w="0"/>
+        <w:tblLayout w:type="autofit"/>
+        <w:tblLook w:firstColumn="1" w:firstRow="1" w:lastColumn="0" w:lastRow="0" w:noHBand="0" w:noVBand="1" w:val="04A0"/>
+      </w:tblPr>
+      <w:tblGrid>
+        <w:gridCol w:w="4680"/>
+        <w:gridCol w:w="4680"/>
+      </w:tblGrid>
+      <w:tr>
+        <w:tc>
+          <w:tcPr>
+            <w:tcW w:type="dxa" w:w="4680"/>
+          </w:tcPr>
+          <w:p>
+            <w:r>
+              <w:rPr>
+                <w:b/>
+                <w:sz w:val="18"/>
+              </w:rPr>
+              <w:t>ConMon Dashboard</w:t>
+            </w:r>
+          </w:p>
+        </w:tc>
+        <w:tc>
+          <w:tcPr>
+            <w:tcW w:type="dxa" w:w="4680"/>
+          </w:tcPr>
+          <w:p>
+            <w:r>
+              <w:rPr>
+                <w:b/>
+                <w:sz w:val="18"/>
+              </w:rPr>
+              <w:t>TBD</w:t>
+            </w:r>
+          </w:p>
+        </w:tc>
+      </w:tr>
+    </w:tbl>
+    <w:tbl>
+      <w:tblPr>
+        <w:tblStyle w:val="LightList-Accent1"/>
+        <w:tblW w:type="auto" w:w="0"/>
+        <w:tblLayout w:type="autofit"/>
+        <w:tblLook w:firstColumn="1" w:firstRow="1" w:lastColumn="0" w:lastRow="0" w:noHBand="0" w:noVBand="1" w:val="04A0"/>
+      </w:tblPr>
+      <w:tblGrid>
+        <w:gridCol w:w="4680"/>
+        <w:gridCol w:w="4680"/>
+      </w:tblGrid>
+      <w:tr>
+        <w:tc>
+          <w:tcPr>
+            <w:tcW w:type="dxa" w:w="4680"/>
+          </w:tcPr>
+          <w:p>
+            <w:r>
+              <w:rPr>
+                <w:b/>
+                <w:sz w:val="18"/>
+              </w:rPr>
+              <w:t>Automation Orchestrator</w:t>
+            </w:r>
+          </w:p>
+        </w:tc>
+        <w:tc>
+          <w:tcPr>
+            <w:tcW w:type="dxa" w:w="4680"/>
+          </w:tcPr>
+          <w:p>
+            <w:r>
+              <w:rPr>
+                <w:b/>
+                <w:sz w:val="18"/>
+              </w:rPr>
+              <w:t>TBD</w:t>
+            </w:r>
+          </w:p>
+        </w:tc>
+      </w:tr>
+    </w:tbl>
+    <w:p>
+      <w:pPr>
+        <w:spacing w:before="120" w:after="120" w:line="276" w:lineRule="auto"/>
+      </w:pPr>
+      <w:r>
+        <w:rPr>
+          <w:rFonts w:ascii="Calibri" w:hAnsi="Calibri"/>
+          <w:sz w:val="22"/>
+        </w:rPr>
+        <w:t>#### 4.1.6. network</w:t>
+      </w:r>
+    </w:p>
+    <w:p>
+      <w:pPr>
+        <w:spacing w:before="120" w:after="120" w:line="276" w:lineRule="auto"/>
+      </w:pPr>
+      <w:r>
+        <w:rPr>
+          <w:rFonts w:ascii="Calibri" w:hAnsi="Calibri"/>
+          <w:b/>
+          <w:i w:val="0"/>
+          <w:sz w:val="22"/>
+        </w:rPr>
+        <w:t>Description:</w:t>
+      </w:r>
+      <w:r>
+        <w:rPr>
+          <w:rFonts w:ascii="Calibri" w:hAnsi="Calibri"/>
+          <w:sz w:val="22"/>
+        </w:rPr>
+        <w:t xml:space="preserve"> Manages physical and virtual network connectivity, routing, and traffic engineering.</w:t>
+      </w:r>
+    </w:p>
+    <w:tbl>
+      <w:tblPr>
+        <w:tblStyle w:val="LightList-Accent1"/>
+        <w:tblW w:type="auto" w:w="0"/>
+        <w:tblLayout w:type="autofit"/>
+        <w:tblLook w:firstColumn="1" w:firstRow="1" w:lastColumn="0" w:lastRow="0" w:noHBand="0" w:noVBand="1" w:val="04A0"/>
+      </w:tblPr>
+      <w:tblGrid>
+        <w:gridCol w:w="4680"/>
+        <w:gridCol w:w="4680"/>
+      </w:tblGrid>
+      <w:tr>
+        <w:tc>
+          <w:tcPr>
+            <w:tcW w:type="dxa" w:w="4680"/>
+          </w:tcPr>
+          <w:p>
+            <w:r>
+              <w:rPr>
+                <w:b/>
+                <w:sz w:val="18"/>
+              </w:rPr>
+              <w:t>Component</w:t>
+            </w:r>
+          </w:p>
+        </w:tc>
+        <w:tc>
+          <w:tcPr>
+            <w:tcW w:type="dxa" w:w="4680"/>
+          </w:tcPr>
+          <w:p>
+            <w:r>
+              <w:rPr>
+                <w:b/>
+                <w:sz w:val="18"/>
+              </w:rPr>
+              <w:t>Role</w:t>
+            </w:r>
+          </w:p>
+        </w:tc>
+      </w:tr>
+    </w:tbl>
+    <w:tbl>
+      <w:tblPr>
+        <w:tblStyle w:val="LightList-Accent1"/>
+        <w:tblW w:type="auto" w:w="0"/>
+        <w:tblLayout w:type="autofit"/>
+        <w:tblLook w:firstColumn="1" w:firstRow="1" w:lastColumn="0" w:lastRow="0" w:noHBand="0" w:noVBand="1" w:val="04A0"/>
+      </w:tblPr>
+      <w:tblGrid>
+        <w:gridCol w:w="4680"/>
+        <w:gridCol w:w="4680"/>
+      </w:tblGrid>
+      <w:tr>
+        <w:tc>
+          <w:tcPr>
+            <w:tcW w:type="dxa" w:w="4680"/>
+          </w:tcPr>
+          <w:p>
+            <w:r>
+              <w:rPr>
+                <w:b/>
+                <w:sz w:val="18"/>
+              </w:rPr>
+              <w:t>vManage</w:t>
+            </w:r>
+          </w:p>
+        </w:tc>
+        <w:tc>
+          <w:tcPr>
+            <w:tcW w:type="dxa" w:w="4680"/>
+          </w:tcPr>
+          <w:p>
+            <w:r>
+              <w:rPr>
+                <w:b/>
+                <w:sz w:val="18"/>
+              </w:rPr>
+              <w:t>Centralized policy engine</w:t>
+            </w:r>
+          </w:p>
+        </w:tc>
+      </w:tr>
+    </w:tbl>
+    <w:tbl>
+      <w:tblPr>
+        <w:tblStyle w:val="LightList-Accent1"/>
+        <w:tblW w:type="auto" w:w="0"/>
+        <w:tblLayout w:type="autofit"/>
+        <w:tblLook w:firstColumn="1" w:firstRow="1" w:lastColumn="0" w:lastRow="0" w:noHBand="0" w:noVBand="1" w:val="04A0"/>
+      </w:tblPr>
+      <w:tblGrid>
+        <w:gridCol w:w="4680"/>
+        <w:gridCol w:w="4680"/>
+      </w:tblGrid>
+      <w:tr>
+        <w:tc>
+          <w:tcPr>
+            <w:tcW w:type="dxa" w:w="4680"/>
+          </w:tcPr>
+          <w:p>
+            <w:r>
+              <w:rPr>
+                <w:b/>
+                <w:sz w:val="18"/>
+              </w:rPr>
+              <w:t>vSmart</w:t>
+            </w:r>
+          </w:p>
+        </w:tc>
+        <w:tc>
+          <w:tcPr>
+            <w:tcW w:type="dxa" w:w="4680"/>
+          </w:tcPr>
+          <w:p>
+            <w:r>
+              <w:rPr>
+                <w:b/>
+                <w:sz w:val="18"/>
+              </w:rPr>
+              <w:t>Control-plane orchestrator</w:t>
+            </w:r>
+          </w:p>
+        </w:tc>
+      </w:tr>
+    </w:tbl>
+    <w:tbl>
+      <w:tblPr>
+        <w:tblStyle w:val="LightList-Accent1"/>
+        <w:tblW w:type="auto" w:w="0"/>
+        <w:tblLayout w:type="autofit"/>
+        <w:tblLook w:firstColumn="1" w:firstRow="1" w:lastColumn="0" w:lastRow="0" w:noHBand="0" w:noVBand="1" w:val="04A0"/>
+      </w:tblPr>
+      <w:tblGrid>
+        <w:gridCol w:w="4680"/>
+        <w:gridCol w:w="4680"/>
+      </w:tblGrid>
+      <w:tr>
+        <w:tc>
+          <w:tcPr>
+            <w:tcW w:type="dxa" w:w="4680"/>
+          </w:tcPr>
+          <w:p>
+            <w:r>
+              <w:rPr>
+                <w:b/>
+                <w:sz w:val="18"/>
+              </w:rPr>
+              <w:t>vBond</w:t>
+            </w:r>
+          </w:p>
+        </w:tc>
+        <w:tc>
+          <w:tcPr>
+            <w:tcW w:type="dxa" w:w="4680"/>
+          </w:tcPr>
+          <w:p>
+            <w:r>
+              <w:rPr>
+                <w:b/>
+                <w:sz w:val="18"/>
+              </w:rPr>
+              <w:t>Secure orchestration</w:t>
+            </w:r>
+          </w:p>
+        </w:tc>
+      </w:tr>
+    </w:tbl>
+    <w:tbl>
+      <w:tblPr>
+        <w:tblStyle w:val="LightList-Accent1"/>
+        <w:tblW w:type="auto" w:w="0"/>
+        <w:tblLayout w:type="autofit"/>
+        <w:tblLook w:firstColumn="1" w:firstRow="1" w:lastColumn="0" w:lastRow="0" w:noHBand="0" w:noVBand="1" w:val="04A0"/>
+      </w:tblPr>
+      <w:tblGrid>
+        <w:gridCol w:w="4680"/>
+        <w:gridCol w:w="4680"/>
+      </w:tblGrid>
+      <w:tr>
+        <w:tc>
+          <w:tcPr>
+            <w:tcW w:type="dxa" w:w="4680"/>
+          </w:tcPr>
+          <w:p>
+            <w:r>
+              <w:rPr>
+                <w:b/>
+                <w:sz w:val="18"/>
+              </w:rPr>
+              <w:t>WAN Edge Devices</w:t>
+            </w:r>
+          </w:p>
+        </w:tc>
+        <w:tc>
+          <w:tcPr>
+            <w:tcW w:type="dxa" w:w="4680"/>
+          </w:tcPr>
+          <w:p>
+            <w:r>
+              <w:rPr>
+                <w:b/>
+                <w:sz w:val="18"/>
+              </w:rPr>
+              <w:t>Enforcement points</w:t>
+            </w:r>
+          </w:p>
+        </w:tc>
+      </w:tr>
+    </w:tbl>
+    <w:p>
+      <w:pPr>
+        <w:spacing w:before="120" w:after="120" w:line="276" w:lineRule="auto"/>
+      </w:pPr>
+      <w:r>
+        <w:rPr>
+          <w:rFonts w:ascii="Calibri" w:hAnsi="Calibri"/>
+          <w:sz w:val="22"/>
+        </w:rPr>
+        <w:t>#### 4.1.7. endpoint</w:t>
+      </w:r>
+    </w:p>
+    <w:p>
+      <w:pPr>
+        <w:spacing w:before="120" w:after="120" w:line="276" w:lineRule="auto"/>
+      </w:pPr>
+      <w:r>
+        <w:rPr>
+          <w:rFonts w:ascii="Calibri" w:hAnsi="Calibri"/>
+          <w:b/>
+          <w:i w:val="0"/>
+          <w:sz w:val="22"/>
+        </w:rPr>
+        <w:t>Description:</w:t>
+      </w:r>
+      <w:r>
+        <w:rPr>
+          <w:rFonts w:ascii="Calibri" w:hAnsi="Calibri"/>
+          <w:sz w:val="22"/>
+        </w:rPr>
+        <w:t xml:space="preserve"> Control plane component.</w:t>
+      </w:r>
+    </w:p>
+    <w:tbl>
+      <w:tblPr>
+        <w:tblStyle w:val="LightList-Accent1"/>
+        <w:tblW w:type="auto" w:w="0"/>
+        <w:tblLayout w:type="autofit"/>
+        <w:tblLook w:firstColumn="1" w:firstRow="1" w:lastColumn="0" w:lastRow="0" w:noHBand="0" w:noVBand="1" w:val="04A0"/>
+      </w:tblPr>
+      <w:tblGrid>
+        <w:gridCol w:w="4680"/>
+        <w:gridCol w:w="4680"/>
+      </w:tblGrid>
+      <w:tr>
+        <w:tc>
+          <w:tcPr>
+            <w:tcW w:type="dxa" w:w="4680"/>
+          </w:tcPr>
+          <w:p>
+            <w:r>
+              <w:rPr>
+                <w:b/>
+                <w:sz w:val="18"/>
+              </w:rPr>
+              <w:t>Component</w:t>
+            </w:r>
+          </w:p>
+        </w:tc>
+        <w:tc>
+          <w:tcPr>
+            <w:tcW w:type="dxa" w:w="4680"/>
+          </w:tcPr>
+          <w:p>
+            <w:r>
+              <w:rPr>
+                <w:b/>
+                <w:sz w:val="18"/>
+              </w:rPr>
+              <w:t>Role</w:t>
+            </w:r>
+          </w:p>
+        </w:tc>
+      </w:tr>
+    </w:tbl>
+    <w:tbl>
+      <w:tblPr>
+        <w:tblStyle w:val="LightList-Accent1"/>
+        <w:tblW w:type="auto" w:w="0"/>
+        <w:tblLayout w:type="autofit"/>
+        <w:tblLook w:firstColumn="1" w:firstRow="1" w:lastColumn="0" w:lastRow="0" w:noHBand="0" w:noVBand="1" w:val="04A0"/>
+      </w:tblPr>
+      <w:tblGrid>
+        <w:gridCol w:w="4680"/>
+        <w:gridCol w:w="4680"/>
+      </w:tblGrid>
+      <w:tr>
+        <w:tc>
+          <w:tcPr>
+            <w:tcW w:type="dxa" w:w="4680"/>
+          </w:tcPr>
+          <w:p>
+            <w:r>
+              <w:rPr>
+                <w:b/>
+                <w:sz w:val="18"/>
+              </w:rPr>
+              <w:t>Defender / MINR</w:t>
+            </w:r>
+          </w:p>
+        </w:tc>
+        <w:tc>
+          <w:tcPr>
+            <w:tcW w:type="dxa" w:w="4680"/>
+          </w:tcPr>
+          <w:p>
+            <w:r>
+              <w:rPr>
+                <w:b/>
+                <w:sz w:val="18"/>
+              </w:rPr>
+              <w:t>Endpoint detection and response</w:t>
+            </w:r>
+          </w:p>
+        </w:tc>
+      </w:tr>
+    </w:tbl>
+    <w:tbl>
+      <w:tblPr>
+        <w:tblStyle w:val="LightList-Accent1"/>
+        <w:tblW w:type="auto" w:w="0"/>
+        <w:tblLayout w:type="autofit"/>
+        <w:tblLook w:firstColumn="1" w:firstRow="1" w:lastColumn="0" w:lastRow="0" w:noHBand="0" w:noVBand="1" w:val="04A0"/>
+      </w:tblPr>
+      <w:tblGrid>
+        <w:gridCol w:w="4680"/>
+        <w:gridCol w:w="4680"/>
+      </w:tblGrid>
+      <w:tr>
+        <w:tc>
+          <w:tcPr>
+            <w:tcW w:type="dxa" w:w="4680"/>
+          </w:tcPr>
+          <w:p>
+            <w:r>
+              <w:rPr>
+                <w:b/>
+                <w:sz w:val="18"/>
+              </w:rPr>
+              <w:t>Intune</w:t>
+            </w:r>
+          </w:p>
+        </w:tc>
+        <w:tc>
+          <w:tcPr>
+            <w:tcW w:type="dxa" w:w="4680"/>
+          </w:tcPr>
+          <w:p>
+            <w:r>
+              <w:rPr>
+                <w:b/>
+                <w:sz w:val="18"/>
+              </w:rPr>
+              <w:t>Configuration and compliance management</w:t>
+            </w:r>
+          </w:p>
+        </w:tc>
+      </w:tr>
+    </w:tbl>
+    <w:tbl>
+      <w:tblPr>
+        <w:tblStyle w:val="LightList-Accent1"/>
+        <w:tblW w:type="auto" w:w="0"/>
+        <w:tblLayout w:type="autofit"/>
+        <w:tblLook w:firstColumn="1" w:firstRow="1" w:lastColumn="0" w:lastRow="0" w:noHBand="0" w:noVBand="1" w:val="04A0"/>
+      </w:tblPr>
+      <w:tblGrid>
+        <w:gridCol w:w="4680"/>
+        <w:gridCol w:w="4680"/>
+      </w:tblGrid>
+      <w:tr>
+        <w:tc>
+          <w:tcPr>
+            <w:tcW w:type="dxa" w:w="4680"/>
+          </w:tcPr>
+          <w:p>
+            <w:r>
+              <w:rPr>
+                <w:b/>
+                <w:sz w:val="18"/>
+              </w:rPr>
+              <w:t>Entra ID Device Objects</w:t>
+            </w:r>
+          </w:p>
+        </w:tc>
+        <w:tc>
+          <w:tcPr>
+            <w:tcW w:type="dxa" w:w="4680"/>
+          </w:tcPr>
+          <w:p>
+            <w:r>
+              <w:rPr>
+                <w:b/>
+                <w:sz w:val="18"/>
+              </w:rPr>
+              <w:t>Device identity anchoring</w:t>
             </w:r>
           </w:p>
         </w:tc>

--- a/exports/docx/authorization_boundary_v1.0.docx
+++ b/exports/docx/authorization_boundary_v1.0.docx
@@ -2856,7 +2856,7 @@
         <w:color w:val="808080"/>
         <w:sz w:val="14"/>
       </w:rPr>
-      <w:t>CUI | UIAO Program | Generated 2026-04-09</w:t>
+      <w:t>CUI | UIAO Program | Generated 2026-04-08</w:t>
     </w:r>
   </w:p>
 </w:ftr>

--- a/exports/docx/authorization_boundary_v1.0.docx
+++ b/exports/docx/authorization_boundary_v1.0.docx
@@ -2856,7 +2856,7 @@
         <w:color w:val="808080"/>
         <w:sz w:val="14"/>
       </w:rPr>
-      <w:t>CUI | UIAO Program | Generated 2026-04-08</w:t>
+      <w:t>CUI | UIAO Program | Generated 2026-04-09</w:t>
     </w:r>
   </w:p>
 </w:ftr>

--- a/exports/docx/authorization_boundary_v1.0.docx
+++ b/exports/docx/authorization_boundary_v1.0.docx
@@ -2856,7 +2856,7 @@
         <w:color w:val="808080"/>
         <w:sz w:val="14"/>
       </w:rPr>
-      <w:t>CUI | UIAO Program | Generated 2026-04-09</w:t>
+      <w:t>CUI | UIAO Program | Generated 2026-04-10</w:t>
     </w:r>
   </w:p>
 </w:ftr>

--- a/exports/docx/authorization_boundary_v1.0.docx
+++ b/exports/docx/authorization_boundary_v1.0.docx
@@ -2856,7 +2856,7 @@
         <w:color w:val="808080"/>
         <w:sz w:val="14"/>
       </w:rPr>
-      <w:t>CUI | UIAO Program | Generated 2026-04-10</w:t>
+      <w:t>CUI | UIAO Program | Generated 2026-04-11</w:t>
     </w:r>
   </w:p>
 </w:ftr>

--- a/exports/docx/authorization_boundary_v1.0.docx
+++ b/exports/docx/authorization_boundary_v1.0.docx
@@ -2856,7 +2856,7 @@
         <w:color w:val="808080"/>
         <w:sz w:val="14"/>
       </w:rPr>
-      <w:t>CUI | UIAO Program | Generated 2026-04-11</w:t>
+      <w:t>CUI | UIAO Program | Generated 2026-04-13</w:t>
     </w:r>
   </w:p>
 </w:ftr>

--- a/exports/docx/authorization_boundary_v1.0.docx
+++ b/exports/docx/authorization_boundary_v1.0.docx
@@ -31,7 +31,7 @@
           <w:rFonts w:ascii="Calibri" w:hAnsi="Calibri"/>
           <w:sz w:val="22"/>
         </w:rPr>
-        <w:t xml:space="preserve"> CUI/FOUO </w:t>
+        <w:t xml:space="preserve"> Public </w:t>
       </w:r>
       <w:r>
         <w:rPr>
